--- a/0D_基底資料矩陣與極端事件整合.docx
+++ b/0D_基底資料矩陣與極端事件整合.docx
@@ -8993,6 +8993,172 @@
           <w:rtl w:val="0"/>
         </w:rPr>
         <w:t xml:space="preserve">0C_六大水體 seasonal 評估.docx</w:t>
+      </w:r>
+    </w:p>
+    <w:p/>
+    <w:p>
+      <w:r>
+        <w:t>Carry_Forward_To_Downstream</w:t>
+      </w:r>
+    </w:p>
+    <w:p>
+      <w:r>
+        <w:t>本區塊定義各 B0-XX 基準事實向下游卷的繼承映射關係，供下游卷 Inherited_Baseline 引用核對。</w:t>
+      </w:r>
+    </w:p>
+    <w:p>
+      <w:r>
+        <w:t>Carry_Forward_To_Volume1A（短時間環境觸發與生理限制）：</w:t>
+      </w:r>
+    </w:p>
+    <w:p>
+      <w:r>
+        <w:t xml:space="preserve">  [B0-01] 颱風/冷鋒氣壓強迫 → 氣壓驟降觸發魚鰾膨脹計算基準</w:t>
+      </w:r>
+    </w:p>
+    <w:p>
+      <w:r>
+        <w:t xml:space="preserve">  [B0-06] 秋季翻水觸發條件（東北風 &gt;5 m/s, 48 hr）</w:t>
+      </w:r>
+    </w:p>
+    <w:p>
+      <w:r>
+        <w:t xml:space="preserve">  [B0-08] 溫度-溶氧反比 → 夏季覓食熱力學代償上限</w:t>
+      </w:r>
+    </w:p>
+    <w:p>
+      <w:r>
+        <w:t xml:space="preserve">  [B0-09] Q10=2.08 → 底泥耗氧速率與 H₂S 生成速率計算</w:t>
+      </w:r>
+    </w:p>
+    <w:p>
+      <w:r>
+        <w:t xml:space="preserve">  [B0-10] 曝氣停機 4–6 hr 重建熱分層時序</w:t>
+      </w:r>
+    </w:p>
+    <w:p>
+      <w:r>
+        <w:t xml:space="preserve">  [B0-11] Eh &lt; -150 mV → H₂S 觸發條件與空間壓縮邊界</w:t>
+      </w:r>
+    </w:p>
+    <w:p>
+      <w:r>
+        <w:t>Carry_Forward_To_Volume1B（六大水域棲位模型與風生流）：</w:t>
+      </w:r>
+    </w:p>
+    <w:p>
+      <w:r>
+        <w:t xml:space="preserve">  [B0-01] 夏季颱風風應力 2.68 Pa → 風生流計算邊界</w:t>
+      </w:r>
+    </w:p>
+    <w:p>
+      <w:r>
+        <w:t xml:space="preserve">  [B0-02] 北部絮凝沉降速率 3 cm/s → 48–72 hr 透明度恢復</w:t>
+      </w:r>
+    </w:p>
+    <w:p>
+      <w:r>
+        <w:t xml:space="preserve">  [B0-03] 南部懸浮粒子 Zeta -52 mV → 14–30 天高濁棲位壓縮</w:t>
+      </w:r>
+    </w:p>
+    <w:p>
+      <w:r>
+        <w:t xml:space="preserve">  [B0-04/05] 南北底泥熱容差 → 背風岸底溫穩定性差異</w:t>
+      </w:r>
+    </w:p>
+    <w:p>
+      <w:r>
+        <w:t xml:space="preserve">  [B0-06] 溫躍層深度 3–5 m → 深水庫分層棲位分析</w:t>
+      </w:r>
+    </w:p>
+    <w:p>
+      <w:r>
+        <w:t xml:space="preserve">  [B0-07] 南部水位濃縮倍率 → 旱季水質惡化棲位選擇</w:t>
+      </w:r>
+    </w:p>
+    <w:p>
+      <w:r>
+        <w:t xml:space="preserve">  [B0-11] H₂S 安全距離計算邊界（35–45 cm）</w:t>
+      </w:r>
+    </w:p>
+    <w:p>
+      <w:r>
+        <w:t xml:space="preserve">  [B0-14] 異重流入侵深度 20–40 m → 深水庫魚群定位場景</w:t>
+      </w:r>
+    </w:p>
+    <w:p>
+      <w:r>
+        <w:t>Carry_Forward_To_Volume2A（覓食偏好、印記與反射咬餌）：</w:t>
+      </w:r>
+    </w:p>
+    <w:p>
+      <w:r>
+        <w:t xml:space="preserve">  [B0-02] 北部暴雨後 48–72 hr 透明度恢復 → 視覺窗口開啟時序</w:t>
+      </w:r>
+    </w:p>
+    <w:p>
+      <w:r>
+        <w:t xml:space="preserve">  [B0-03] 南部高濁 14–30 天 → 嗅覺/側線主導期</w:t>
+      </w:r>
+    </w:p>
+    <w:p>
+      <w:r>
+        <w:t xml:space="preserve">  [B0-08] 30°C/35°C DO飽和值 → 覓食熱力學代謝上限</w:t>
+      </w:r>
+    </w:p>
+    <w:p>
+      <w:r>
+        <w:t xml:space="preserve">  [B0-09] Q10 → 攝食率溫度依存估算</w:t>
+      </w:r>
+    </w:p>
+    <w:p>
+      <w:r>
+        <w:t xml:space="preserve">  [B0-11] H₂S 空間擠壓 → 強制覓食深度上移</w:t>
+      </w:r>
+    </w:p>
+    <w:p>
+      <w:r>
+        <w:t>Carry_Forward_To_Volume2B（側線、內耳與水下聲學傳遞）：</w:t>
+      </w:r>
+    </w:p>
+    <w:p>
+      <w:r>
+        <w:t xml:space="preserve">  [B0-01] 冷鋒/颱風降溫速率 → 水溫突降對聲速的影響</w:t>
+      </w:r>
+    </w:p>
+    <w:p>
+      <w:r>
+        <w:t xml:space="preserve">  [B0-02] 北部懸浮粒子粒徑分布 → 高頻聲波黏滯阻尼計算</w:t>
+      </w:r>
+    </w:p>
+    <w:p>
+      <w:r>
+        <w:t xml:space="preserve">  [B0-03] 南部蒙脫石懸浮 → 假塑性 EPS 衰減場景</w:t>
+      </w:r>
+    </w:p>
+    <w:p>
+      <w:r>
+        <w:t xml:space="preserve">  [B0-06] 溫躍層梯度 2–5°C/m → 折射角 0.35–0.88°/m 計算</w:t>
+      </w:r>
+    </w:p>
+    <w:p>
+      <w:r>
+        <w:t xml:space="preserve">  [B0-08] 水溫→聲速關係 → 阻抗計算基準</w:t>
+      </w:r>
+    </w:p>
+    <w:p>
+      <w:r>
+        <w:t xml:space="preserve">  [B0-10] 水車停機 → 曝氣噪聲中斷，側線靜噪環境</w:t>
+      </w:r>
+    </w:p>
+    <w:p>
+      <w:r>
+        <w:t xml:space="preserve">  [B0-11] H₂S → 阻抗邊界改變（底泥反射率）</w:t>
+      </w:r>
+    </w:p>
+    <w:p>
+      <w:r>
+        <w:t xml:space="preserve">  [B0-14] 異重流 → 密度分層高頻衰減極端場景</w:t>
       </w:r>
     </w:p>
     <w:sectPr>
